--- a/Solar Tracking (Theory notes).docx
+++ b/Solar Tracking (Theory notes).docx
@@ -177,6 +177,16 @@
       </w:r>
     </w:p>
     <w:p/>
+    <w:p>
+      <w:r>
+        <w:t xml:space="preserve">1954 April, Bell Lab invented Solar </w:t>
+      </w:r>
+      <w:proofErr w:type="spellStart"/>
+      <w:r>
+        <w:t>pannel</w:t>
+      </w:r>
+      <w:proofErr w:type="spellEnd"/>
+    </w:p>
     <w:sectPr>
       <w:pgSz w:w="11906" w:h="16838"/>
       <w:pgMar w:top="1440" w:right="1440" w:bottom="1440" w:left="1440" w:header="708" w:footer="708" w:gutter="0"/>
